--- a/samples/FIELDPULSE_SRS_v0.2.docx
+++ b/samples/FIELDPULSE_SRS_v0.2.docx
@@ -861,7 +861,7 @@
     <w:p>
       <w:pPr/>
       <w:r>
-        <w:t>This document specifies the requirements for FieldPulse for Acme Logistics. It is the agreed basis for design, development, testing and acceptance.</w:t>
+        <w:t>This document specifies the requirements for FieldPulse for Acme Logistics.</w:t>
       </w:r>
     </w:p>
     <w:p>
@@ -1878,8 +1878,9 @@
       <w:tblGrid>
         <w:gridCol w:w="1049"/>
         <w:gridCol w:w="1616"/>
-        <w:gridCol w:w="3572"/>
-        <w:gridCol w:w="3175"/>
+        <w:gridCol w:w="2640"/>
+        <w:gridCol w:w="2640"/>
+        <w:gridCol w:w="1467"/>
       </w:tblGrid>
       <w:tr>
         <w:trPr>
@@ -1923,7 +1924,7 @@
         </w:tc>
         <w:tc>
           <w:tcPr>
-            <w:tcW w:type="dxa" w:w="3572"/>
+            <w:tcW w:type="dxa" w:w="2640"/>
             <w:shd w:val="clear" w:color="auto" w:fill="1F3864"/>
           </w:tcPr>
           <w:p>
@@ -1941,7 +1942,7 @@
         </w:tc>
         <w:tc>
           <w:tcPr>
-            <w:tcW w:type="dxa" w:w="3175"/>
+            <w:tcW w:type="dxa" w:w="2640"/>
             <w:shd w:val="clear" w:color="auto" w:fill="1F3864"/>
           </w:tcPr>
           <w:p>
@@ -1954,6 +1955,24 @@
                 <w:color w:val="FFFFFF"/>
               </w:rPr>
               <w:t>Target or measure</w:t>
+            </w:r>
+          </w:p>
+        </w:tc>
+        <w:tc>
+          <w:tcPr>
+            <w:tcW w:type="dxa" w:w="1467"/>
+            <w:shd w:val="clear" w:color="auto" w:fill="1F3864"/>
+          </w:tcPr>
+          <w:p>
+            <w:pPr>
+              <w:pStyle w:val="TableText"/>
+            </w:pPr>
+            <w:r>
+              <w:rPr>
+                <w:b/>
+                <w:color w:val="FFFFFF"/>
+              </w:rPr>
+              <w:t>Source</w:t>
             </w:r>
           </w:p>
         </w:tc>
@@ -1987,27 +2006,40 @@
         </w:tc>
         <w:tc>
           <w:tcPr>
-            <w:tcW w:type="dxa" w:w="3572"/>
+            <w:tcW w:type="dxa" w:w="2640"/>
           </w:tcPr>
           <w:p>
             <w:pPr>
               <w:pStyle w:val="TableText"/>
             </w:pPr>
             <w:r>
-              <w:t>The app shall open the route screen quickly on a mid-range phone.</w:t>
+              <w:t>The app shall show the route screen within the target time after the driver opens it.</w:t>
             </w:r>
           </w:p>
         </w:tc>
         <w:tc>
           <w:tcPr>
-            <w:tcW w:type="dxa" w:w="3175"/>
+            <w:tcW w:type="dxa" w:w="2640"/>
           </w:tcPr>
           <w:p>
             <w:pPr>
               <w:pStyle w:val="TableText"/>
             </w:pPr>
             <w:r>
-              <w:t>Under 2 seconds on a 4G connection</w:t>
+              <w:t>Under 2 seconds on a 4G connection for 95% of opens, on Acme's standard driver phone</w:t>
+            </w:r>
+          </w:p>
+        </w:tc>
+        <w:tc>
+          <w:tcPr>
+            <w:tcW w:type="dxa" w:w="1467"/>
+          </w:tcPr>
+          <w:p>
+            <w:pPr>
+              <w:pStyle w:val="TableText"/>
+            </w:pPr>
+            <w:r>
+              <w:t>Workshop 2, 24 Oct 2026</w:t>
             </w:r>
           </w:p>
         </w:tc>
@@ -2041,7 +2073,7 @@
         </w:tc>
         <w:tc>
           <w:tcPr>
-            <w:tcW w:type="dxa" w:w="3572"/>
+            <w:tcW w:type="dxa" w:w="2640"/>
           </w:tcPr>
           <w:p>
             <w:pPr>
@@ -2054,14 +2086,27 @@
         </w:tc>
         <w:tc>
           <w:tcPr>
-            <w:tcW w:type="dxa" w:w="3175"/>
+            <w:tcW w:type="dxa" w:w="2640"/>
           </w:tcPr>
           <w:p>
             <w:pPr>
               <w:pStyle w:val="TableText"/>
             </w:pPr>
             <w:r>
-              <w:t>99.5% between 06:00 and 22:00 IST</w:t>
+              <w:t>99.5% between 06:00 and 22:00 IST, measured monthly</w:t>
+            </w:r>
+          </w:p>
+        </w:tc>
+        <w:tc>
+          <w:tcPr>
+            <w:tcW w:type="dxa" w:w="1467"/>
+          </w:tcPr>
+          <w:p>
+            <w:pPr>
+              <w:pStyle w:val="TableText"/>
+            </w:pPr>
+            <w:r>
+              <w:t>Workshop 2, 24 Oct 2026</w:t>
             </w:r>
           </w:p>
         </w:tc>
@@ -2095,7 +2140,7 @@
         </w:tc>
         <w:tc>
           <w:tcPr>
-            <w:tcW w:type="dxa" w:w="3572"/>
+            <w:tcW w:type="dxa" w:w="2640"/>
           </w:tcPr>
           <w:p>
             <w:pPr>
@@ -2108,7 +2153,7 @@
         </w:tc>
         <w:tc>
           <w:tcPr>
-            <w:tcW w:type="dxa" w:w="3175"/>
+            <w:tcW w:type="dxa" w:w="2640"/>
           </w:tcPr>
           <w:p>
             <w:pPr>
@@ -2116,6 +2161,19 @@
             </w:pPr>
             <w:r>
               <w:t>TLS 1.2 or later in transit; AES-256 at rest</w:t>
+            </w:r>
+          </w:p>
+        </w:tc>
+        <w:tc>
+          <w:tcPr>
+            <w:tcW w:type="dxa" w:w="1467"/>
+          </w:tcPr>
+          <w:p>
+            <w:pPr>
+              <w:pStyle w:val="TableText"/>
+            </w:pPr>
+            <w:r>
+              <w:t>Acme IT security policy v3</w:t>
             </w:r>
           </w:p>
         </w:tc>
@@ -2602,10 +2660,10 @@
         <w:tblLook w:firstColumn="1" w:firstRow="1" w:lastColumn="0" w:lastRow="0" w:noHBand="0" w:noVBand="1" w:val="04A0"/>
       </w:tblPr>
       <w:tblGrid>
-        <w:gridCol w:w="2353"/>
-        <w:gridCol w:w="3698"/>
-        <w:gridCol w:w="1905"/>
-        <w:gridCol w:w="1457"/>
+        <w:gridCol w:w="1726"/>
+        <w:gridCol w:w="3370"/>
+        <w:gridCol w:w="3041"/>
+        <w:gridCol w:w="1276"/>
       </w:tblGrid>
       <w:tr>
         <w:trPr>
@@ -2613,7 +2671,7 @@
         </w:trPr>
         <w:tc>
           <w:tcPr>
-            <w:tcW w:type="dxa" w:w="2353"/>
+            <w:tcW w:type="dxa" w:w="1726"/>
             <w:shd w:val="clear" w:color="auto" w:fill="1F3864"/>
           </w:tcPr>
           <w:p>
@@ -2631,7 +2689,7 @@
         </w:tc>
         <w:tc>
           <w:tcPr>
-            <w:tcW w:type="dxa" w:w="3698"/>
+            <w:tcW w:type="dxa" w:w="3370"/>
             <w:shd w:val="clear" w:color="auto" w:fill="1F3864"/>
           </w:tcPr>
           <w:p>
@@ -2649,7 +2707,7 @@
         </w:tc>
         <w:tc>
           <w:tcPr>
-            <w:tcW w:type="dxa" w:w="1905"/>
+            <w:tcW w:type="dxa" w:w="3041"/>
             <w:shd w:val="clear" w:color="auto" w:fill="1F3864"/>
           </w:tcPr>
           <w:p>
@@ -2667,7 +2725,7 @@
         </w:tc>
         <w:tc>
           <w:tcPr>
-            <w:tcW w:type="dxa" w:w="1457"/>
+            <w:tcW w:type="dxa" w:w="1276"/>
             <w:shd w:val="clear" w:color="auto" w:fill="1F3864"/>
           </w:tcPr>
           <w:p>
@@ -2687,7 +2745,7 @@
       <w:tr>
         <w:tc>
           <w:tcPr>
-            <w:tcW w:type="dxa" w:w="2353"/>
+            <w:tcW w:type="dxa" w:w="1726"/>
           </w:tcPr>
           <w:p>
             <w:pPr>
@@ -2700,33 +2758,33 @@
         </w:tc>
         <w:tc>
           <w:tcPr>
-            <w:tcW w:type="dxa" w:w="3698"/>
+            <w:tcW w:type="dxa" w:w="3370"/>
           </w:tcPr>
           <w:p>
             <w:pPr>
               <w:pStyle w:val="TableText"/>
             </w:pPr>
             <w:r>
-              <w:t>Stop, time, status and driver</w:t>
+              <w:t>Stop address, time, status and driver</w:t>
             </w:r>
           </w:p>
         </w:tc>
         <w:tc>
           <w:tcPr>
-            <w:tcW w:type="dxa" w:w="1905"/>
+            <w:tcW w:type="dxa" w:w="3041"/>
           </w:tcPr>
           <w:p>
             <w:pPr>
               <w:pStyle w:val="TableText"/>
             </w:pPr>
             <w:r>
-              <w:t>No</w:t>
+              <w:t>Yes (driver and delivery address)</w:t>
             </w:r>
           </w:p>
         </w:tc>
         <w:tc>
           <w:tcPr>
-            <w:tcW w:type="dxa" w:w="1457"/>
+            <w:tcW w:type="dxa" w:w="1276"/>
           </w:tcPr>
           <w:p>
             <w:pPr>
@@ -2741,7 +2799,7 @@
       <w:tr>
         <w:tc>
           <w:tcPr>
-            <w:tcW w:type="dxa" w:w="2353"/>
+            <w:tcW w:type="dxa" w:w="1726"/>
           </w:tcPr>
           <w:p>
             <w:pPr>
@@ -2754,7 +2812,7 @@
         </w:tc>
         <w:tc>
           <w:tcPr>
-            <w:tcW w:type="dxa" w:w="3698"/>
+            <w:tcW w:type="dxa" w:w="3370"/>
           </w:tcPr>
           <w:p>
             <w:pPr>
@@ -2767,7 +2825,7 @@
         </w:tc>
         <w:tc>
           <w:tcPr>
-            <w:tcW w:type="dxa" w:w="1905"/>
+            <w:tcW w:type="dxa" w:w="3041"/>
           </w:tcPr>
           <w:p>
             <w:pPr>
@@ -2780,7 +2838,7 @@
         </w:tc>
         <w:tc>
           <w:tcPr>
-            <w:tcW w:type="dxa" w:w="1457"/>
+            <w:tcW w:type="dxa" w:w="1276"/>
           </w:tcPr>
           <w:p>
             <w:pPr>
@@ -2795,7 +2853,7 @@
       <w:tr>
         <w:tc>
           <w:tcPr>
-            <w:tcW w:type="dxa" w:w="2353"/>
+            <w:tcW w:type="dxa" w:w="1726"/>
           </w:tcPr>
           <w:p>
             <w:pPr>
@@ -2808,7 +2866,7 @@
         </w:tc>
         <w:tc>
           <w:tcPr>
-            <w:tcW w:type="dxa" w:w="3698"/>
+            <w:tcW w:type="dxa" w:w="3370"/>
           </w:tcPr>
           <w:p>
             <w:pPr>
@@ -2821,7 +2879,7 @@
         </w:tc>
         <w:tc>
           <w:tcPr>
-            <w:tcW w:type="dxa" w:w="1905"/>
+            <w:tcW w:type="dxa" w:w="3041"/>
           </w:tcPr>
           <w:p>
             <w:pPr>
@@ -2834,7 +2892,7 @@
         </w:tc>
         <w:tc>
           <w:tcPr>
-            <w:tcW w:type="dxa" w:w="1457"/>
+            <w:tcW w:type="dxa" w:w="1276"/>
           </w:tcPr>
           <w:p>
             <w:pPr>
@@ -3116,7 +3174,7 @@
     <w:p>
       <w:pPr/>
       <w:r>
-        <w:t>By signing below, the parties agree that this document describes the requirements for FieldPulse.</w:t>
+        <w:t>By signing below, the parties agree that this document describes the requirements for FieldPulse. Once signed, it is the agreed basis for design, development, testing and acceptance.</w:t>
       </w:r>
     </w:p>
     <w:tbl>
